--- a/Plantillas/Contrato_consignacion.docx
+++ b/Plantillas/Contrato_consignacion.docx
@@ -48,7 +48,6 @@
           <w:u w:val="single"/>
         </w:rPr>
       </w:pPr>
-      <w:proofErr w:type="spellStart"/>
       <w:r>
         <w:rPr>
           <w:rFonts w:ascii="Arial" w:eastAsia="Arial" w:hAnsi="Arial" w:cs="Arial"/>
@@ -60,7 +59,6 @@
         </w:rPr>
         <w:t>Nº</w:t>
       </w:r>
-      <w:proofErr w:type="spellEnd"/>
       <w:r>
         <w:rPr>
           <w:rFonts w:ascii="Arial" w:eastAsia="Arial" w:hAnsi="Arial" w:cs="Arial"/>
@@ -233,9 +231,8 @@
           <w:sz w:val="20"/>
           <w:szCs w:val="20"/>
         </w:rPr>
-        <w:t>[DIRECCION</w:t>
-      </w:r>
-      <w:proofErr w:type="gramStart"/>
+        <w:t xml:space="preserve">[DIRECCION] </w:t>
+      </w:r>
       <w:r>
         <w:rPr>
           <w:b/>
@@ -243,7 +240,7 @@
           <w:sz w:val="20"/>
           <w:szCs w:val="20"/>
         </w:rPr>
-        <w:t xml:space="preserve">] </w:t>
+        <w:t>, C</w:t>
       </w:r>
       <w:r>
         <w:rPr>
@@ -252,9 +249,8 @@
           <w:sz w:val="20"/>
           <w:szCs w:val="20"/>
         </w:rPr>
-        <w:t>,</w:t>
-      </w:r>
-      <w:proofErr w:type="gramEnd"/>
+        <w:t>omuna</w:t>
+      </w:r>
       <w:r>
         <w:rPr>
           <w:b/>
@@ -262,7 +258,7 @@
           <w:sz w:val="20"/>
           <w:szCs w:val="20"/>
         </w:rPr>
-        <w:t xml:space="preserve"> C</w:t>
+        <w:t xml:space="preserve"> </w:t>
       </w:r>
       <w:r>
         <w:rPr>
@@ -271,7 +267,7 @@
           <w:sz w:val="20"/>
           <w:szCs w:val="20"/>
         </w:rPr>
-        <w:t>omuna</w:t>
+        <w:t>de</w:t>
       </w:r>
       <w:r>
         <w:rPr>
@@ -289,31 +285,13 @@
           <w:sz w:val="20"/>
           <w:szCs w:val="20"/>
         </w:rPr>
-        <w:t>de</w:t>
-      </w:r>
-      <w:r>
-        <w:rPr>
-          <w:b/>
-          <w:bCs/>
+        <w:t>[COMUNA]</w:t>
+      </w:r>
+      <w:r>
+        <w:rPr>
           <w:sz w:val="20"/>
           <w:szCs w:val="20"/>
         </w:rPr>
-        <w:t xml:space="preserve"> </w:t>
-      </w:r>
-      <w:r>
-        <w:rPr>
-          <w:b/>
-          <w:bCs/>
-          <w:sz w:val="20"/>
-          <w:szCs w:val="20"/>
-        </w:rPr>
-        <w:t>[COMUNA]</w:t>
-      </w:r>
-      <w:r>
-        <w:rPr>
-          <w:sz w:val="20"/>
-          <w:szCs w:val="20"/>
-        </w:rPr>
         <w:t xml:space="preserve">, </w:t>
       </w:r>
       <w:r>
@@ -548,7 +526,6 @@
         </w:rPr>
         <w:t xml:space="preserve">En este acto, </w:t>
       </w:r>
-      <w:proofErr w:type="gramStart"/>
       <w:r>
         <w:rPr>
           <w:rFonts w:ascii="Arial" w:eastAsia="Arial" w:hAnsi="Arial" w:cs="Arial"/>
@@ -564,17 +541,7 @@
           <w:sz w:val="16"/>
           <w:szCs w:val="16"/>
         </w:rPr>
-        <w:t xml:space="preserve"> consignante entrega</w:t>
-      </w:r>
-      <w:proofErr w:type="gramEnd"/>
-      <w:r>
-        <w:rPr>
-          <w:rFonts w:ascii="Arial" w:eastAsia="Arial" w:hAnsi="Arial" w:cs="Arial"/>
-          <w:color w:val="000000"/>
-          <w:sz w:val="16"/>
-          <w:szCs w:val="16"/>
-        </w:rPr>
-        <w:t xml:space="preserve"> al consignatario, a título de mero tenedor, para efecto de que proceda a su </w:t>
+        <w:t xml:space="preserve"> consignante entrega al consignatario, a título de mero tenedor, para efecto de que proceda a su </w:t>
       </w:r>
       <w:r>
         <w:rPr>
@@ -928,7 +895,6 @@
           <w:szCs w:val="16"/>
         </w:rPr>
       </w:pPr>
-      <w:proofErr w:type="gramStart"/>
       <w:r>
         <w:rPr>
           <w:rFonts w:ascii="Arial" w:eastAsia="Arial" w:hAnsi="Arial" w:cs="Arial"/>
@@ -949,7 +915,6 @@
         </w:rPr>
         <w:tab/>
       </w:r>
-      <w:proofErr w:type="gramEnd"/>
       <w:r>
         <w:rPr>
           <w:rFonts w:ascii="Arial" w:eastAsia="Arial" w:hAnsi="Arial" w:cs="Arial"/>
@@ -1564,7 +1529,6 @@
         </w:rPr>
         <w:t xml:space="preserve">  </w:t>
       </w:r>
-      <w:proofErr w:type="gramStart"/>
       <w:r>
         <w:rPr>
           <w:rFonts w:ascii="Arial" w:eastAsia="Arial" w:hAnsi="Arial" w:cs="Arial"/>
@@ -1596,7 +1560,6 @@
         </w:rPr>
         <w:t>¾</w:t>
       </w:r>
-      <w:proofErr w:type="gramEnd"/>
       <w:r>
         <w:rPr>
           <w:rFonts w:ascii="Arial" w:eastAsia="Arial" w:hAnsi="Arial" w:cs="Arial"/>
@@ -1720,40 +1683,37 @@
         </w:rPr>
         <w:t xml:space="preserve">. Precio de venta: </w:t>
       </w:r>
-      <w:proofErr w:type="gramStart"/>
-      <w:r>
-        <w:rPr>
-          <w:rFonts w:ascii="Arial" w:eastAsia="Arial" w:hAnsi="Arial" w:cs="Arial"/>
-          <w:color w:val="000000"/>
-          <w:sz w:val="18"/>
-          <w:szCs w:val="18"/>
-        </w:rPr>
-        <w:t>El consignante entrega</w:t>
-      </w:r>
-      <w:proofErr w:type="gramEnd"/>
-      <w:r>
-        <w:rPr>
-          <w:rFonts w:ascii="Arial" w:eastAsia="Arial" w:hAnsi="Arial" w:cs="Arial"/>
-          <w:color w:val="000000"/>
-          <w:sz w:val="18"/>
-          <w:szCs w:val="18"/>
-        </w:rPr>
-        <w:t xml:space="preserve"> el vehículo descrito en el punto anterior para ser vendido por el consignatario o sus agentes, por la suma </w:t>
-      </w:r>
-      <w:r>
-        <w:rPr>
-          <w:rFonts w:ascii="Arial" w:eastAsia="Arial" w:hAnsi="Arial" w:cs="Arial"/>
-          <w:color w:val="000000"/>
-          <w:sz w:val="18"/>
-          <w:szCs w:val="18"/>
-        </w:rPr>
-        <w:t xml:space="preserve">de </w:t>
-      </w:r>
-      <w:r>
-        <w:rPr>
-          <w:rFonts w:ascii="Arial" w:eastAsia="Arial" w:hAnsi="Arial" w:cs="Arial"/>
-          <w:b/>
-          <w:bCs/>
+      <w:r>
+        <w:rPr>
+          <w:rFonts w:ascii="Arial" w:eastAsia="Arial" w:hAnsi="Arial" w:cs="Arial"/>
+          <w:color w:val="000000"/>
+          <w:sz w:val="18"/>
+          <w:szCs w:val="18"/>
+        </w:rPr>
+        <w:t xml:space="preserve">El consignante entrega el vehículo descrito en el punto anterior para ser vendido por el consignatario o sus agentes, por la suma </w:t>
+      </w:r>
+      <w:r>
+        <w:rPr>
+          <w:rFonts w:ascii="Arial" w:eastAsia="Arial" w:hAnsi="Arial" w:cs="Arial"/>
+          <w:color w:val="000000"/>
+          <w:sz w:val="18"/>
+          <w:szCs w:val="18"/>
+        </w:rPr>
+        <w:t>de</w:t>
+      </w:r>
+      <w:r>
+        <w:rPr>
+          <w:rFonts w:ascii="Arial" w:eastAsia="Arial" w:hAnsi="Arial" w:cs="Arial"/>
+          <w:color w:val="000000"/>
+          <w:sz w:val="18"/>
+          <w:szCs w:val="18"/>
+        </w:rPr>
+        <w:t xml:space="preserve"> </w:t>
+      </w:r>
+      <w:r>
+        <w:rPr>
+          <w:rFonts w:ascii="Arial" w:eastAsia="Arial" w:hAnsi="Arial" w:cs="Arial"/>
+          <w:color w:val="000000"/>
           <w:sz w:val="18"/>
           <w:szCs w:val="18"/>
         </w:rPr>
@@ -1767,7 +1727,17 @@
           <w:sz w:val="18"/>
           <w:szCs w:val="18"/>
         </w:rPr>
-        <w:t xml:space="preserve">PRECIO], </w:t>
+        <w:t>PRECIO</w:t>
+      </w:r>
+      <w:r>
+        <w:rPr>
+          <w:rFonts w:ascii="Arial" w:eastAsia="Arial" w:hAnsi="Arial" w:cs="Arial"/>
+          <w:b/>
+          <w:bCs/>
+          <w:sz w:val="18"/>
+          <w:szCs w:val="18"/>
+        </w:rPr>
+        <w:t xml:space="preserve">], </w:t>
       </w:r>
       <w:r>
         <w:rPr>
@@ -1787,26 +1757,34 @@
           <w:sz w:val="18"/>
           <w:szCs w:val="18"/>
         </w:rPr>
-        <w:t>[M_ESCRITO]</w:t>
-      </w:r>
-      <w:r>
-        <w:rPr>
-          <w:rFonts w:ascii="Arial" w:eastAsia="Arial" w:hAnsi="Arial" w:cs="Arial"/>
-          <w:b/>
-          <w:bCs/>
-          <w:sz w:val="18"/>
-          <w:szCs w:val="18"/>
-        </w:rPr>
-        <w:t xml:space="preserve">) </w:t>
-      </w:r>
-      <w:r>
-        <w:rPr>
-          <w:rFonts w:ascii="Arial" w:eastAsia="Arial" w:hAnsi="Arial" w:cs="Arial"/>
-          <w:color w:val="000000"/>
-          <w:sz w:val="18"/>
-          <w:szCs w:val="18"/>
-        </w:rPr>
-        <w:t>el consignatario</w:t>
+        <w:t>[M_ESCRITO</w:t>
+      </w:r>
+      <w:r>
+        <w:rPr>
+          <w:rFonts w:ascii="Arial" w:eastAsia="Arial" w:hAnsi="Arial" w:cs="Arial"/>
+          <w:b/>
+          <w:bCs/>
+          <w:sz w:val="18"/>
+          <w:szCs w:val="18"/>
+        </w:rPr>
+        <w:t xml:space="preserve">]) </w:t>
+      </w:r>
+      <w:r>
+        <w:rPr>
+          <w:rFonts w:ascii="Arial" w:eastAsia="Arial" w:hAnsi="Arial" w:cs="Arial"/>
+          <w:sz w:val="18"/>
+          <w:szCs w:val="18"/>
+        </w:rPr>
+        <w:t>el</w:t>
+      </w:r>
+      <w:r>
+        <w:rPr>
+          <w:rFonts w:ascii="Arial" w:eastAsia="Arial" w:hAnsi="Arial" w:cs="Arial"/>
+          <w:color w:val="000000"/>
+          <w:sz w:val="18"/>
+          <w:szCs w:val="18"/>
+        </w:rPr>
+        <w:t xml:space="preserve"> consignatario</w:t>
       </w:r>
       <w:r>
         <w:rPr>
@@ -1886,17 +1864,15 @@
         </w:rPr>
         <w:t xml:space="preserve">% sobre el precio fijado </w:t>
       </w:r>
-      <w:proofErr w:type="gramStart"/>
-      <w:r>
-        <w:rPr>
-          <w:rFonts w:ascii="Arial" w:eastAsia="Arial" w:hAnsi="Arial" w:cs="Arial"/>
-          <w:color w:val="000000"/>
-          <w:sz w:val="18"/>
-          <w:szCs w:val="18"/>
-        </w:rPr>
-        <w:t>por  la</w:t>
-      </w:r>
-      <w:proofErr w:type="gramEnd"/>
+      <w:r>
+        <w:rPr>
+          <w:rFonts w:ascii="Arial" w:eastAsia="Arial" w:hAnsi="Arial" w:cs="Arial"/>
+          <w:color w:val="000000"/>
+          <w:sz w:val="18"/>
+          <w:szCs w:val="18"/>
+        </w:rPr>
+        <w:t>por la</w:t>
+      </w:r>
       <w:r>
         <w:rPr>
           <w:rFonts w:ascii="Arial" w:eastAsia="Arial" w:hAnsi="Arial" w:cs="Arial"/>
@@ -2065,27 +2041,7 @@
           <w:sz w:val="18"/>
           <w:szCs w:val="18"/>
         </w:rPr>
-        <w:t xml:space="preserve">Garantizar que el vehículo consignado es de su exclusiva propiedad y posesión, que sobre </w:t>
-      </w:r>
-      <w:proofErr w:type="gramStart"/>
-      <w:r>
-        <w:rPr>
-          <w:rFonts w:ascii="Arial" w:eastAsia="Arial" w:hAnsi="Arial" w:cs="Arial"/>
-          <w:color w:val="000000"/>
-          <w:sz w:val="18"/>
-          <w:szCs w:val="18"/>
-        </w:rPr>
-        <w:t>éste</w:t>
-      </w:r>
-      <w:proofErr w:type="gramEnd"/>
-      <w:r>
-        <w:rPr>
-          <w:rFonts w:ascii="Arial" w:eastAsia="Arial" w:hAnsi="Arial" w:cs="Arial"/>
-          <w:color w:val="000000"/>
-          <w:sz w:val="18"/>
-          <w:szCs w:val="18"/>
-        </w:rPr>
-        <w:t xml:space="preserve"> no pesa ningún gravamen, que no ha sido dado en prenda o arrendamiento, ni es objeto de pleitos o litigios pendientes.</w:t>
+        <w:t>Garantizar que el vehículo consignado es de su exclusiva propiedad y posesión, que sobre éste no pesa ningún gravamen, que no ha sido dado en prenda o arrendamiento, ni es objeto de pleitos o litigios pendientes.</w:t>
       </w:r>
     </w:p>
     <w:p>
@@ -2853,25 +2809,7 @@
           <w:sz w:val="18"/>
           <w:szCs w:val="18"/>
         </w:rPr>
-        <w:t xml:space="preserve">Plazo y modalidad de </w:t>
-      </w:r>
-      <w:proofErr w:type="gramStart"/>
-      <w:r>
-        <w:rPr>
-          <w:rFonts w:ascii="Arial" w:eastAsia="Arial" w:hAnsi="Arial" w:cs="Arial"/>
-          <w:sz w:val="18"/>
-          <w:szCs w:val="18"/>
-        </w:rPr>
-        <w:t>pago :</w:t>
-      </w:r>
-      <w:proofErr w:type="gramEnd"/>
-      <w:r>
-        <w:rPr>
-          <w:rFonts w:ascii="Arial" w:eastAsia="Arial" w:hAnsi="Arial" w:cs="Arial"/>
-          <w:sz w:val="18"/>
-          <w:szCs w:val="18"/>
-        </w:rPr>
-        <w:t xml:space="preserve"> El pago al consignante por la venta del vehículo consignado se realizará dentro de un plazo máximo de (</w:t>
+        <w:t>Plazo y modalidad de pago : El pago al consignante por la venta del vehículo consignado se realizará dentro de un plazo máximo de (</w:t>
       </w:r>
       <w:r>
         <w:rPr>
@@ -3018,22 +2956,21 @@
       </w:r>
       <w:r>
         <w:rPr>
-          <w:rFonts w:ascii="Arial" w:eastAsia="Arial" w:hAnsi="Arial" w:cs="Arial"/>
-          <w:sz w:val="18"/>
-          <w:szCs w:val="18"/>
-        </w:rPr>
-        <w:t xml:space="preserve">Con domicilio en </w:t>
-      </w:r>
-      <w:r>
-        <w:rPr>
           <w:b/>
           <w:bCs/>
           <w:sz w:val="20"/>
           <w:szCs w:val="20"/>
         </w:rPr>
-        <w:t>[DIRECCION</w:t>
-      </w:r>
-      <w:proofErr w:type="gramStart"/>
+        <w:t xml:space="preserve"> </w:t>
+      </w:r>
+      <w:r>
+        <w:rPr>
+          <w:rFonts w:ascii="Arial" w:eastAsia="Arial" w:hAnsi="Arial" w:cs="Arial"/>
+          <w:sz w:val="18"/>
+          <w:szCs w:val="18"/>
+        </w:rPr>
+        <w:t xml:space="preserve">Con domicilio en </w:t>
+      </w:r>
       <w:r>
         <w:rPr>
           <w:b/>
@@ -3041,9 +2978,8 @@
           <w:sz w:val="20"/>
           <w:szCs w:val="20"/>
         </w:rPr>
-        <w:t>] ,</w:t>
-      </w:r>
-      <w:proofErr w:type="gramEnd"/>
+        <w:t>[DIRECCION</w:t>
+      </w:r>
       <w:r>
         <w:rPr>
           <w:b/>
@@ -3051,7 +2987,7 @@
           <w:sz w:val="20"/>
           <w:szCs w:val="20"/>
         </w:rPr>
-        <w:t xml:space="preserve"> COMUNA DE </w:t>
+        <w:t>],</w:t>
       </w:r>
       <w:r>
         <w:rPr>
@@ -3060,6 +2996,15 @@
           <w:sz w:val="20"/>
           <w:szCs w:val="20"/>
         </w:rPr>
+        <w:t xml:space="preserve"> COMUNA DE </w:t>
+      </w:r>
+      <w:r>
+        <w:rPr>
+          <w:b/>
+          <w:bCs/>
+          <w:sz w:val="20"/>
+          <w:szCs w:val="20"/>
+        </w:rPr>
         <w:t>[COMUNA]</w:t>
       </w:r>
       <w:r>
@@ -3396,19 +3341,6 @@
         </w:rPr>
         <w:t>[CB_NUMERO]</w:t>
       </w:r>
-    </w:p>
-    <w:p>
-      <w:pPr>
-        <w:spacing w:after="0" w:line="240" w:lineRule="auto"/>
-        <w:rPr>
-          <w:rFonts w:ascii="Times New Roman" w:eastAsia="Times New Roman" w:hAnsi="Times New Roman" w:cs="Times New Roman"/>
-          <w:b/>
-          <w:bCs/>
-          <w:color w:val="000000"/>
-          <w:sz w:val="24"/>
-          <w:szCs w:val="24"/>
-        </w:rPr>
-      </w:pPr>
     </w:p>
     <w:p>
       <w:pPr>
@@ -3519,20 +3451,41 @@
           </v:shape>
         </w:pict>
       </w:r>
-    </w:p>
-    <w:p>
-      <w:pPr>
-        <w:spacing w:after="0" w:line="240" w:lineRule="auto"/>
-        <w:ind w:left="720"/>
+      <w:r>
         <w:rPr>
           <w:rFonts w:ascii="Times New Roman" w:eastAsia="Times New Roman" w:hAnsi="Times New Roman" w:cs="Times New Roman"/>
           <w:b/>
           <w:bCs/>
           <w:color w:val="000000"/>
-          <w:sz w:val="16"/>
-          <w:szCs w:val="16"/>
-        </w:rPr>
-      </w:pPr>
+          <w:sz w:val="24"/>
+          <w:szCs w:val="24"/>
+        </w:rPr>
+        <w:t xml:space="preserve">          </w:t>
+      </w:r>
+    </w:p>
+    <w:p>
+      <w:pPr>
+        <w:spacing w:after="0" w:line="240" w:lineRule="auto"/>
+        <w:rPr>
+          <w:rFonts w:ascii="Times New Roman" w:eastAsia="Times New Roman" w:hAnsi="Times New Roman" w:cs="Times New Roman"/>
+          <w:b/>
+          <w:bCs/>
+          <w:color w:val="000000"/>
+          <w:sz w:val="24"/>
+          <w:szCs w:val="24"/>
+        </w:rPr>
+      </w:pPr>
+      <w:r>
+        <w:rPr>
+          <w:rFonts w:ascii="Times New Roman" w:eastAsia="Times New Roman" w:hAnsi="Times New Roman" w:cs="Times New Roman"/>
+          <w:b/>
+          <w:bCs/>
+          <w:color w:val="000000"/>
+          <w:sz w:val="24"/>
+          <w:szCs w:val="24"/>
+        </w:rPr>
+        <w:t xml:space="preserve">         </w:t>
+      </w:r>
       <w:r>
         <w:rPr>
           <w:rFonts w:ascii="Times New Roman" w:eastAsia="Times New Roman" w:hAnsi="Times New Roman" w:cs="Times New Roman"/>
@@ -3730,19 +3683,11 @@
         <w:color w:val="000000"/>
       </w:rPr>
     </w:pPr>
-    <w:proofErr w:type="spellStart"/>
     <w:r>
       <w:rPr>
         <w:color w:val="000000"/>
       </w:rPr>
-      <w:t>Av</w:t>
-    </w:r>
-    <w:proofErr w:type="spellEnd"/>
-    <w:r>
-      <w:rPr>
-        <w:color w:val="000000"/>
-      </w:rPr>
-      <w:t xml:space="preserve"> Cardonal 22, Puerto Montt- Chile, Tel: 65 2262021 - +56 9 76559005,</w:t>
+      <w:t>Av Cardonal 22, Puerto Montt- Chile, Tel: 65 2262021 - +56 9 76559005,</w:t>
     </w:r>
   </w:p>
   <w:p>

--- a/Plantillas/Contrato_consignacion.docx
+++ b/Plantillas/Contrato_consignacion.docx
@@ -48,6 +48,7 @@
           <w:u w:val="single"/>
         </w:rPr>
       </w:pPr>
+      <w:proofErr w:type="spellStart"/>
       <w:r>
         <w:rPr>
           <w:rFonts w:ascii="Arial" w:eastAsia="Arial" w:hAnsi="Arial" w:cs="Arial"/>
@@ -59,6 +60,7 @@
         </w:rPr>
         <w:t>Nº</w:t>
       </w:r>
+      <w:proofErr w:type="spellEnd"/>
       <w:r>
         <w:rPr>
           <w:rFonts w:ascii="Arial" w:eastAsia="Arial" w:hAnsi="Arial" w:cs="Arial"/>
@@ -1713,6 +1715,8 @@
       <w:r>
         <w:rPr>
           <w:rFonts w:ascii="Arial" w:eastAsia="Arial" w:hAnsi="Arial" w:cs="Arial"/>
+          <w:b/>
+          <w:bCs/>
           <w:color w:val="000000"/>
           <w:sz w:val="18"/>
           <w:szCs w:val="18"/>
@@ -1737,7 +1741,27 @@
           <w:sz w:val="18"/>
           <w:szCs w:val="18"/>
         </w:rPr>
-        <w:t xml:space="preserve">], </w:t>
+        <w:t>]</w:t>
+      </w:r>
+      <w:r>
+        <w:rPr>
+          <w:rFonts w:ascii="Arial" w:eastAsia="Arial" w:hAnsi="Arial" w:cs="Arial"/>
+          <w:b/>
+          <w:bCs/>
+          <w:sz w:val="18"/>
+          <w:szCs w:val="18"/>
+        </w:rPr>
+        <w:t>,</w:t>
+      </w:r>
+      <w:r>
+        <w:rPr>
+          <w:rFonts w:ascii="Arial" w:eastAsia="Arial" w:hAnsi="Arial" w:cs="Arial"/>
+          <w:b/>
+          <w:bCs/>
+          <w:sz w:val="18"/>
+          <w:szCs w:val="18"/>
+        </w:rPr>
+        <w:t xml:space="preserve"> </w:t>
       </w:r>
       <w:r>
         <w:rPr>
@@ -2978,16 +3002,7 @@
           <w:sz w:val="20"/>
           <w:szCs w:val="20"/>
         </w:rPr>
-        <w:t>[DIRECCION</w:t>
-      </w:r>
-      <w:r>
-        <w:rPr>
-          <w:b/>
-          <w:bCs/>
-          <w:sz w:val="20"/>
-          <w:szCs w:val="20"/>
-        </w:rPr>
-        <w:t>],</w:t>
+        <w:t>[DIRECCION] ,</w:t>
       </w:r>
       <w:r>
         <w:rPr>
@@ -3484,18 +3499,7 @@
           <w:sz w:val="24"/>
           <w:szCs w:val="24"/>
         </w:rPr>
-        <w:t xml:space="preserve">         </w:t>
-      </w:r>
-      <w:r>
-        <w:rPr>
-          <w:rFonts w:ascii="Times New Roman" w:eastAsia="Times New Roman" w:hAnsi="Times New Roman" w:cs="Times New Roman"/>
-          <w:b/>
-          <w:bCs/>
-          <w:color w:val="000000"/>
-          <w:sz w:val="24"/>
-          <w:szCs w:val="24"/>
-        </w:rPr>
-        <w:t>_____________________________</w:t>
+        <w:t xml:space="preserve">         _____________________________</w:t>
       </w:r>
     </w:p>
     <w:p>
@@ -3683,11 +3687,19 @@
         <w:color w:val="000000"/>
       </w:rPr>
     </w:pPr>
+    <w:proofErr w:type="spellStart"/>
     <w:r>
       <w:rPr>
         <w:color w:val="000000"/>
       </w:rPr>
-      <w:t>Av Cardonal 22, Puerto Montt- Chile, Tel: 65 2262021 - +56 9 76559005,</w:t>
+      <w:t>Av</w:t>
+    </w:r>
+    <w:proofErr w:type="spellEnd"/>
+    <w:r>
+      <w:rPr>
+        <w:color w:val="000000"/>
+      </w:rPr>
+      <w:t xml:space="preserve"> Cardonal 22, Puerto Montt- Chile, Tel: 65 2262021 - +56 9 76559005,</w:t>
     </w:r>
   </w:p>
   <w:p>

--- a/Plantillas/Contrato_consignacion.docx
+++ b/Plantillas/Contrato_consignacion.docx
@@ -48,7 +48,6 @@
           <w:u w:val="single"/>
         </w:rPr>
       </w:pPr>
-      <w:proofErr w:type="spellStart"/>
       <w:r>
         <w:rPr>
           <w:rFonts w:ascii="Arial" w:eastAsia="Arial" w:hAnsi="Arial" w:cs="Arial"/>
@@ -60,7 +59,6 @@
         </w:rPr>
         <w:t>Nº</w:t>
       </w:r>
-      <w:proofErr w:type="spellEnd"/>
       <w:r>
         <w:rPr>
           <w:rFonts w:ascii="Arial" w:eastAsia="Arial" w:hAnsi="Arial" w:cs="Arial"/>
@@ -1710,88 +1708,7 @@
           <w:sz w:val="18"/>
           <w:szCs w:val="18"/>
         </w:rPr>
-        <w:t xml:space="preserve"> </w:t>
-      </w:r>
-      <w:r>
-        <w:rPr>
-          <w:rFonts w:ascii="Arial" w:eastAsia="Arial" w:hAnsi="Arial" w:cs="Arial"/>
-          <w:b/>
-          <w:bCs/>
-          <w:color w:val="000000"/>
-          <w:sz w:val="18"/>
-          <w:szCs w:val="18"/>
-        </w:rPr>
-        <w:t>[</w:t>
-      </w:r>
-      <w:r>
-        <w:rPr>
-          <w:rFonts w:ascii="Arial" w:eastAsia="Arial" w:hAnsi="Arial" w:cs="Arial"/>
-          <w:b/>
-          <w:bCs/>
-          <w:sz w:val="18"/>
-          <w:szCs w:val="18"/>
-        </w:rPr>
-        <w:t>PRECIO</w:t>
-      </w:r>
-      <w:r>
-        <w:rPr>
-          <w:rFonts w:ascii="Arial" w:eastAsia="Arial" w:hAnsi="Arial" w:cs="Arial"/>
-          <w:b/>
-          <w:bCs/>
-          <w:sz w:val="18"/>
-          <w:szCs w:val="18"/>
-        </w:rPr>
-        <w:t>]</w:t>
-      </w:r>
-      <w:r>
-        <w:rPr>
-          <w:rFonts w:ascii="Arial" w:eastAsia="Arial" w:hAnsi="Arial" w:cs="Arial"/>
-          <w:b/>
-          <w:bCs/>
-          <w:sz w:val="18"/>
-          <w:szCs w:val="18"/>
-        </w:rPr>
-        <w:t>,</w:t>
-      </w:r>
-      <w:r>
-        <w:rPr>
-          <w:rFonts w:ascii="Arial" w:eastAsia="Arial" w:hAnsi="Arial" w:cs="Arial"/>
-          <w:b/>
-          <w:bCs/>
-          <w:sz w:val="18"/>
-          <w:szCs w:val="18"/>
-        </w:rPr>
-        <w:t xml:space="preserve"> </w:t>
-      </w:r>
-      <w:r>
-        <w:rPr>
-          <w:rFonts w:ascii="Arial" w:eastAsia="Arial" w:hAnsi="Arial" w:cs="Arial"/>
-          <w:b/>
-          <w:bCs/>
-          <w:sz w:val="18"/>
-          <w:szCs w:val="18"/>
-        </w:rPr>
-        <w:t>(</w:t>
-      </w:r>
-      <w:r>
-        <w:rPr>
-          <w:rFonts w:ascii="Arial" w:eastAsia="Arial" w:hAnsi="Arial" w:cs="Arial"/>
-          <w:b/>
-          <w:bCs/>
-          <w:sz w:val="18"/>
-          <w:szCs w:val="18"/>
-        </w:rPr>
-        <w:t>[M_ESCRITO</w:t>
-      </w:r>
-      <w:r>
-        <w:rPr>
-          <w:rFonts w:ascii="Arial" w:eastAsia="Arial" w:hAnsi="Arial" w:cs="Arial"/>
-          <w:b/>
-          <w:bCs/>
-          <w:sz w:val="18"/>
-          <w:szCs w:val="18"/>
-        </w:rPr>
-        <w:t xml:space="preserve">]) </w:t>
+        <w:t xml:space="preserve"> [PRECIO], [M_ESCRITO] </w:t>
       </w:r>
       <w:r>
         <w:rPr>
@@ -3687,19 +3604,11 @@
         <w:color w:val="000000"/>
       </w:rPr>
     </w:pPr>
-    <w:proofErr w:type="spellStart"/>
     <w:r>
       <w:rPr>
         <w:color w:val="000000"/>
       </w:rPr>
-      <w:t>Av</w:t>
-    </w:r>
-    <w:proofErr w:type="spellEnd"/>
-    <w:r>
-      <w:rPr>
-        <w:color w:val="000000"/>
-      </w:rPr>
-      <w:t xml:space="preserve"> Cardonal 22, Puerto Montt- Chile, Tel: 65 2262021 - +56 9 76559005,</w:t>
+      <w:t>Av Cardonal 22, Puerto Montt- Chile, Tel: 65 2262021 - +56 9 76559005,</w:t>
     </w:r>
   </w:p>
   <w:p>

--- a/Plantillas/Contrato_consignacion.docx
+++ b/Plantillas/Contrato_consignacion.docx
@@ -48,6 +48,7 @@
           <w:u w:val="single"/>
         </w:rPr>
       </w:pPr>
+      <w:proofErr w:type="spellStart"/>
       <w:r>
         <w:rPr>
           <w:rFonts w:ascii="Arial" w:eastAsia="Arial" w:hAnsi="Arial" w:cs="Arial"/>
@@ -59,6 +60,7 @@
         </w:rPr>
         <w:t>Nº</w:t>
       </w:r>
+      <w:proofErr w:type="spellEnd"/>
       <w:r>
         <w:rPr>
           <w:rFonts w:ascii="Arial" w:eastAsia="Arial" w:hAnsi="Arial" w:cs="Arial"/>
@@ -231,8 +233,9 @@
           <w:sz w:val="20"/>
           <w:szCs w:val="20"/>
         </w:rPr>
-        <w:t xml:space="preserve">[DIRECCION] </w:t>
-      </w:r>
+        <w:t>[DIRECCION</w:t>
+      </w:r>
+      <w:proofErr w:type="gramStart"/>
       <w:r>
         <w:rPr>
           <w:b/>
@@ -240,7 +243,7 @@
           <w:sz w:val="20"/>
           <w:szCs w:val="20"/>
         </w:rPr>
-        <w:t>, C</w:t>
+        <w:t xml:space="preserve">] </w:t>
       </w:r>
       <w:r>
         <w:rPr>
@@ -249,8 +252,9 @@
           <w:sz w:val="20"/>
           <w:szCs w:val="20"/>
         </w:rPr>
-        <w:t>omuna</w:t>
-      </w:r>
+        <w:t>,</w:t>
+      </w:r>
+      <w:proofErr w:type="gramEnd"/>
       <w:r>
         <w:rPr>
           <w:b/>
@@ -258,7 +262,7 @@
           <w:sz w:val="20"/>
           <w:szCs w:val="20"/>
         </w:rPr>
-        <w:t xml:space="preserve"> </w:t>
+        <w:t xml:space="preserve"> C</w:t>
       </w:r>
       <w:r>
         <w:rPr>
@@ -267,7 +271,7 @@
           <w:sz w:val="20"/>
           <w:szCs w:val="20"/>
         </w:rPr>
-        <w:t>de</w:t>
+        <w:t>omuna</w:t>
       </w:r>
       <w:r>
         <w:rPr>
@@ -285,13 +289,31 @@
           <w:sz w:val="20"/>
           <w:szCs w:val="20"/>
         </w:rPr>
-        <w:t>[COMUNA]</w:t>
-      </w:r>
-      <w:r>
-        <w:rPr>
+        <w:t>de</w:t>
+      </w:r>
+      <w:r>
+        <w:rPr>
+          <w:b/>
+          <w:bCs/>
           <w:sz w:val="20"/>
           <w:szCs w:val="20"/>
         </w:rPr>
+        <w:t xml:space="preserve"> </w:t>
+      </w:r>
+      <w:r>
+        <w:rPr>
+          <w:b/>
+          <w:bCs/>
+          <w:sz w:val="20"/>
+          <w:szCs w:val="20"/>
+        </w:rPr>
+        <w:t>[COMUNA]</w:t>
+      </w:r>
+      <w:r>
+        <w:rPr>
+          <w:sz w:val="20"/>
+          <w:szCs w:val="20"/>
+        </w:rPr>
         <w:t xml:space="preserve">, </w:t>
       </w:r>
       <w:r>
@@ -526,6 +548,7 @@
         </w:rPr>
         <w:t xml:space="preserve">En este acto, </w:t>
       </w:r>
+      <w:proofErr w:type="gramStart"/>
       <w:r>
         <w:rPr>
           <w:rFonts w:ascii="Arial" w:eastAsia="Arial" w:hAnsi="Arial" w:cs="Arial"/>
@@ -541,7 +564,17 @@
           <w:sz w:val="16"/>
           <w:szCs w:val="16"/>
         </w:rPr>
-        <w:t xml:space="preserve"> consignante entrega al consignatario, a título de mero tenedor, para efecto de que proceda a su </w:t>
+        <w:t xml:space="preserve"> consignante entrega</w:t>
+      </w:r>
+      <w:proofErr w:type="gramEnd"/>
+      <w:r>
+        <w:rPr>
+          <w:rFonts w:ascii="Arial" w:eastAsia="Arial" w:hAnsi="Arial" w:cs="Arial"/>
+          <w:color w:val="000000"/>
+          <w:sz w:val="16"/>
+          <w:szCs w:val="16"/>
+        </w:rPr>
+        <w:t xml:space="preserve"> al consignatario, a título de mero tenedor, para efecto de que proceda a su </w:t>
       </w:r>
       <w:r>
         <w:rPr>
@@ -895,6 +928,7 @@
           <w:szCs w:val="16"/>
         </w:rPr>
       </w:pPr>
+      <w:proofErr w:type="gramStart"/>
       <w:r>
         <w:rPr>
           <w:rFonts w:ascii="Arial" w:eastAsia="Arial" w:hAnsi="Arial" w:cs="Arial"/>
@@ -915,6 +949,7 @@
         </w:rPr>
         <w:tab/>
       </w:r>
+      <w:proofErr w:type="gramEnd"/>
       <w:r>
         <w:rPr>
           <w:rFonts w:ascii="Arial" w:eastAsia="Arial" w:hAnsi="Arial" w:cs="Arial"/>
@@ -1529,6 +1564,7 @@
         </w:rPr>
         <w:t xml:space="preserve">  </w:t>
       </w:r>
+      <w:proofErr w:type="gramStart"/>
       <w:r>
         <w:rPr>
           <w:rFonts w:ascii="Arial" w:eastAsia="Arial" w:hAnsi="Arial" w:cs="Arial"/>
@@ -1560,6 +1596,7 @@
         </w:rPr>
         <w:t>¾</w:t>
       </w:r>
+      <w:proofErr w:type="gramEnd"/>
       <w:r>
         <w:rPr>
           <w:rFonts w:ascii="Arial" w:eastAsia="Arial" w:hAnsi="Arial" w:cs="Arial"/>
@@ -1683,14 +1720,25 @@
         </w:rPr>
         <w:t xml:space="preserve">. Precio de venta: </w:t>
       </w:r>
-      <w:r>
-        <w:rPr>
-          <w:rFonts w:ascii="Arial" w:eastAsia="Arial" w:hAnsi="Arial" w:cs="Arial"/>
-          <w:color w:val="000000"/>
-          <w:sz w:val="18"/>
-          <w:szCs w:val="18"/>
-        </w:rPr>
-        <w:t xml:space="preserve">El consignante entrega el vehículo descrito en el punto anterior para ser vendido por el consignatario o sus agentes, por la suma </w:t>
+      <w:proofErr w:type="gramStart"/>
+      <w:r>
+        <w:rPr>
+          <w:rFonts w:ascii="Arial" w:eastAsia="Arial" w:hAnsi="Arial" w:cs="Arial"/>
+          <w:color w:val="000000"/>
+          <w:sz w:val="18"/>
+          <w:szCs w:val="18"/>
+        </w:rPr>
+        <w:t>El consignante entrega</w:t>
+      </w:r>
+      <w:proofErr w:type="gramEnd"/>
+      <w:r>
+        <w:rPr>
+          <w:rFonts w:ascii="Arial" w:eastAsia="Arial" w:hAnsi="Arial" w:cs="Arial"/>
+          <w:color w:val="000000"/>
+          <w:sz w:val="18"/>
+          <w:szCs w:val="18"/>
+        </w:rPr>
+        <w:t xml:space="preserve"> el vehículo descrito en el punto anterior para ser vendido por el consignatario o sus agentes, por la suma </w:t>
       </w:r>
       <w:r>
         <w:rPr>
@@ -1708,7 +1756,69 @@
           <w:sz w:val="18"/>
           <w:szCs w:val="18"/>
         </w:rPr>
-        <w:t xml:space="preserve"> [PRECIO], [M_ESCRITO] </w:t>
+        <w:t xml:space="preserve"> </w:t>
+      </w:r>
+      <w:r>
+        <w:rPr>
+          <w:rFonts w:ascii="Arial" w:eastAsia="Arial" w:hAnsi="Arial" w:cs="Arial"/>
+          <w:b/>
+          <w:bCs/>
+          <w:color w:val="000000"/>
+          <w:sz w:val="18"/>
+          <w:szCs w:val="18"/>
+        </w:rPr>
+        <w:t>[PRECIO]</w:t>
+      </w:r>
+      <w:r>
+        <w:rPr>
+          <w:rFonts w:ascii="Arial" w:eastAsia="Arial" w:hAnsi="Arial" w:cs="Arial"/>
+          <w:color w:val="000000"/>
+          <w:sz w:val="18"/>
+          <w:szCs w:val="18"/>
+        </w:rPr>
+        <w:t xml:space="preserve">, </w:t>
+      </w:r>
+      <w:r>
+        <w:rPr>
+          <w:rFonts w:ascii="Arial" w:eastAsia="Arial" w:hAnsi="Arial" w:cs="Arial"/>
+          <w:b/>
+          <w:bCs/>
+          <w:color w:val="000000"/>
+          <w:sz w:val="18"/>
+          <w:szCs w:val="18"/>
+        </w:rPr>
+        <w:t>(</w:t>
+      </w:r>
+      <w:r>
+        <w:rPr>
+          <w:rFonts w:ascii="Arial" w:eastAsia="Arial" w:hAnsi="Arial" w:cs="Arial"/>
+          <w:b/>
+          <w:bCs/>
+          <w:color w:val="000000"/>
+          <w:sz w:val="18"/>
+          <w:szCs w:val="18"/>
+        </w:rPr>
+        <w:t>[M_ESCRITO]</w:t>
+      </w:r>
+      <w:r>
+        <w:rPr>
+          <w:rFonts w:ascii="Arial" w:eastAsia="Arial" w:hAnsi="Arial" w:cs="Arial"/>
+          <w:b/>
+          <w:bCs/>
+          <w:color w:val="000000"/>
+          <w:sz w:val="18"/>
+          <w:szCs w:val="18"/>
+        </w:rPr>
+        <w:t>)</w:t>
+      </w:r>
+      <w:r>
+        <w:rPr>
+          <w:rFonts w:ascii="Arial" w:eastAsia="Arial" w:hAnsi="Arial" w:cs="Arial"/>
+          <w:color w:val="000000"/>
+          <w:sz w:val="18"/>
+          <w:szCs w:val="18"/>
+        </w:rPr>
+        <w:t xml:space="preserve"> </w:t>
       </w:r>
       <w:r>
         <w:rPr>
@@ -1982,7 +2092,27 @@
           <w:sz w:val="18"/>
           <w:szCs w:val="18"/>
         </w:rPr>
-        <w:t>Garantizar que el vehículo consignado es de su exclusiva propiedad y posesión, que sobre éste no pesa ningún gravamen, que no ha sido dado en prenda o arrendamiento, ni es objeto de pleitos o litigios pendientes.</w:t>
+        <w:t xml:space="preserve">Garantizar que el vehículo consignado es de su exclusiva propiedad y posesión, que sobre </w:t>
+      </w:r>
+      <w:proofErr w:type="gramStart"/>
+      <w:r>
+        <w:rPr>
+          <w:rFonts w:ascii="Arial" w:eastAsia="Arial" w:hAnsi="Arial" w:cs="Arial"/>
+          <w:color w:val="000000"/>
+          <w:sz w:val="18"/>
+          <w:szCs w:val="18"/>
+        </w:rPr>
+        <w:t>éste</w:t>
+      </w:r>
+      <w:proofErr w:type="gramEnd"/>
+      <w:r>
+        <w:rPr>
+          <w:rFonts w:ascii="Arial" w:eastAsia="Arial" w:hAnsi="Arial" w:cs="Arial"/>
+          <w:color w:val="000000"/>
+          <w:sz w:val="18"/>
+          <w:szCs w:val="18"/>
+        </w:rPr>
+        <w:t xml:space="preserve"> no pesa ningún gravamen, que no ha sido dado en prenda o arrendamiento, ni es objeto de pleitos o litigios pendientes.</w:t>
       </w:r>
     </w:p>
     <w:p>
@@ -2750,7 +2880,25 @@
           <w:sz w:val="18"/>
           <w:szCs w:val="18"/>
         </w:rPr>
-        <w:t>Plazo y modalidad de pago : El pago al consignante por la venta del vehículo consignado se realizará dentro de un plazo máximo de (</w:t>
+        <w:t xml:space="preserve">Plazo y modalidad de </w:t>
+      </w:r>
+      <w:proofErr w:type="gramStart"/>
+      <w:r>
+        <w:rPr>
+          <w:rFonts w:ascii="Arial" w:eastAsia="Arial" w:hAnsi="Arial" w:cs="Arial"/>
+          <w:sz w:val="18"/>
+          <w:szCs w:val="18"/>
+        </w:rPr>
+        <w:t>pago :</w:t>
+      </w:r>
+      <w:proofErr w:type="gramEnd"/>
+      <w:r>
+        <w:rPr>
+          <w:rFonts w:ascii="Arial" w:eastAsia="Arial" w:hAnsi="Arial" w:cs="Arial"/>
+          <w:sz w:val="18"/>
+          <w:szCs w:val="18"/>
+        </w:rPr>
+        <w:t xml:space="preserve"> El pago al consignante por la venta del vehículo consignado se realizará dentro de un plazo máximo de (</w:t>
       </w:r>
       <w:r>
         <w:rPr>
@@ -2919,8 +3067,19 @@
           <w:sz w:val="20"/>
           <w:szCs w:val="20"/>
         </w:rPr>
-        <w:t>[DIRECCION] ,</w:t>
-      </w:r>
+        <w:t>[DIRECCION</w:t>
+      </w:r>
+      <w:proofErr w:type="gramStart"/>
+      <w:r>
+        <w:rPr>
+          <w:b/>
+          <w:bCs/>
+          <w:sz w:val="20"/>
+          <w:szCs w:val="20"/>
+        </w:rPr>
+        <w:t>] ,</w:t>
+      </w:r>
+      <w:proofErr w:type="gramEnd"/>
       <w:r>
         <w:rPr>
           <w:b/>
@@ -3604,11 +3763,19 @@
         <w:color w:val="000000"/>
       </w:rPr>
     </w:pPr>
+    <w:proofErr w:type="spellStart"/>
     <w:r>
       <w:rPr>
         <w:color w:val="000000"/>
       </w:rPr>
-      <w:t>Av Cardonal 22, Puerto Montt- Chile, Tel: 65 2262021 - +56 9 76559005,</w:t>
+      <w:t>Av</w:t>
+    </w:r>
+    <w:proofErr w:type="spellEnd"/>
+    <w:r>
+      <w:rPr>
+        <w:color w:val="000000"/>
+      </w:rPr>
+      <w:t xml:space="preserve"> Cardonal 22, Puerto Montt- Chile, Tel: 65 2262021 - +56 9 76559005,</w:t>
     </w:r>
   </w:p>
   <w:p>
